--- a/examples/transformations/doc/README.docx
+++ b/examples/transformations/doc/README.docx
@@ -24,24 +24,16 @@
         <w:pStyle w:val="FirstParagraph"/>
       </w:pPr>
       <w:r>
-        <w:t xml:space="preserve">This folder gathers transformation notebooks that prepare, simplify, or re-encode time series before a downstream task such as anomaly detection, change-point analysis, or motif discovery. The focus here is not event detection itself, but how the series representation changes and what each transformation helps reveal.</w:t>
+        <w:t xml:space="preserve">This folder gathers transformation notebooks that prepare, simplify, or re-encode time series before a downstream task. The examples are intentionally short and ordered from simpler preprocessing to richer symbolic representations.</w:t>
       </w:r>
     </w:p>
+    <w:bookmarkStart w:id="21" w:name="smoothing-before-modeling"/>
     <w:p>
       <w:pPr>
-        <w:pStyle w:val="BodyText"/>
+        <w:pStyle w:val="Heading2"/>
       </w:pPr>
       <w:r>
-        <w:t xml:space="preserve">These examples are especially useful for readers who want to understand the input representation before moving to a detector.</w:t>
-      </w:r>
-    </w:p>
-    <w:bookmarkStart w:id="20" w:name="suggested-reading-order"/>
-    <w:p>
-      <w:pPr>
-        <w:pStyle w:val="Heading2"/>
-      </w:pPr>
-      <w:r>
-        <w:t xml:space="preserve">Suggested reading order</w:t>
+        <w:t xml:space="preserve">1. Smoothing before modeling</w:t>
       </w:r>
     </w:p>
     <w:p>
@@ -52,103 +44,12 @@
           <w:numId w:val="1001"/>
         </w:numPr>
       </w:pPr>
-      <w:r>
-        <w:t xml:space="preserve">start with</w:t>
-      </w:r>
-      <w:r>
-        <w:t xml:space="preserve"> </w:t>
-      </w:r>
-      <w:r>
-        <w:rPr>
-          <w:rStyle w:val="VerbatimChar"/>
-        </w:rPr>
-        <w:t xml:space="preserve">mas.md</w:t>
-      </w:r>
-      <w:r>
-        <w:t xml:space="preserve"> </w:t>
-      </w:r>
-      <w:r>
-        <w:t xml:space="preserve">to see a simple smoothing transformation</w:t>
-      </w:r>
-    </w:p>
-    <w:p>
-      <w:pPr>
-        <w:pStyle w:val="Compact"/>
-        <w:numPr>
-          <w:ilvl w:val="0"/>
-          <w:numId w:val="1001"/>
-        </w:numPr>
-      </w:pPr>
-      <w:r>
-        <w:t xml:space="preserve">continue with</w:t>
-      </w:r>
-      <w:r>
-        <w:t xml:space="preserve"> </w:t>
-      </w:r>
-      <w:r>
-        <w:rPr>
-          <w:rStyle w:val="VerbatimChar"/>
-        </w:rPr>
-        <w:t xml:space="preserve">trans_sax.md</w:t>
-      </w:r>
-      <w:r>
-        <w:t xml:space="preserve"> </w:t>
-      </w:r>
-      <w:r>
-        <w:t xml:space="preserve">to understand symbolic approximation</w:t>
-      </w:r>
-    </w:p>
-    <w:p>
-      <w:pPr>
-        <w:pStyle w:val="Compact"/>
-        <w:numPr>
-          <w:ilvl w:val="0"/>
-          <w:numId w:val="1001"/>
-        </w:numPr>
-      </w:pPr>
-      <w:r>
-        <w:t xml:space="preserve">finish with</w:t>
-      </w:r>
-      <w:r>
-        <w:t xml:space="preserve"> </w:t>
-      </w:r>
-      <w:r>
-        <w:rPr>
-          <w:rStyle w:val="VerbatimChar"/>
-        </w:rPr>
-        <w:t xml:space="preserve">trans_xsax.md</w:t>
-      </w:r>
-      <w:r>
-        <w:t xml:space="preserve"> </w:t>
-      </w:r>
-      <w:r>
-        <w:t xml:space="preserve">to compare SAX with a higher-resolution symbolic alphabet</w:t>
-      </w:r>
-    </w:p>
-    <w:bookmarkEnd w:id="20"/>
-    <w:bookmarkStart w:id="24" w:name="examples"/>
-    <w:p>
-      <w:pPr>
-        <w:pStyle w:val="Heading2"/>
-      </w:pPr>
-      <w:r>
-        <w:t xml:space="preserve">Examples</w:t>
-      </w:r>
-    </w:p>
-    <w:p>
-      <w:pPr>
-        <w:pStyle w:val="Compact"/>
-        <w:numPr>
-          <w:ilvl w:val="0"/>
-          <w:numId w:val="1002"/>
-        </w:numPr>
-      </w:pPr>
-      <w:hyperlink r:id="rId21">
+      <w:hyperlink r:id="rId20">
         <w:r>
           <w:rPr>
             <w:rStyle w:val="Hyperlink"/>
           </w:rPr>
-          <w:t xml:space="preserve">mas.md</w:t>
+          <w:t xml:space="preserve">01-smoothing-mas.md</w:t>
         </w:r>
       </w:hyperlink>
       <w:r>
@@ -167,7 +68,17 @@
         <w:t xml:space="preserve">mas()</w:t>
       </w:r>
       <w:r>
-        <w:t xml:space="preserve">, showing how the window size changes the resulting signal.</w:t>
+        <w:t xml:space="preserve">.</w:t>
+      </w:r>
+    </w:p>
+    <w:bookmarkEnd w:id="21"/>
+    <w:bookmarkStart w:id="24" w:name="symbolic-representations"/>
+    <w:p>
+      <w:pPr>
+        <w:pStyle w:val="Heading2"/>
+      </w:pPr>
+      <w:r>
+        <w:t xml:space="preserve">2. Symbolic representations</w:t>
       </w:r>
     </w:p>
     <w:p>
@@ -183,14 +94,14 @@
           <w:rPr>
             <w:rStyle w:val="Hyperlink"/>
           </w:rPr>
-          <w:t xml:space="preserve">trans_sax.md</w:t>
+          <w:t xml:space="preserve">02-symbolic-trans_sax.md</w:t>
         </w:r>
       </w:hyperlink>
       <w:r>
         <w:t xml:space="preserve"> </w:t>
       </w:r>
       <w:r>
-        <w:t xml:space="preserve">- SAX transformation, converting a numeric series into a compact symbolic representation.</w:t>
+        <w:t xml:space="preserve">- SAX transformation.</w:t>
       </w:r>
     </w:p>
     <w:p>
@@ -206,14 +117,14 @@
           <w:rPr>
             <w:rStyle w:val="Hyperlink"/>
           </w:rPr>
-          <w:t xml:space="preserve">trans_xsax.md</w:t>
+          <w:t xml:space="preserve">03-symbolic-trans_xsax.md</w:t>
         </w:r>
       </w:hyperlink>
       <w:r>
         <w:t xml:space="preserve"> </w:t>
       </w:r>
       <w:r>
-        <w:t xml:space="preserve">- XSAX transformation, using a larger alphabet for a finer symbolic encoding of the same series.</w:t>
+        <w:t xml:space="preserve">- XSAX transformation.</w:t>
       </w:r>
     </w:p>
     <w:bookmarkEnd w:id="24"/>
@@ -328,91 +239,6 @@
       </w:pPr>
     </w:lvl>
   </w:abstractNum>
-  <w:abstractNum w:abstractNumId="99411">
-    <w:nsid w:val="00A99411"/>
-    <w:multiLevelType w:val="multilevel"/>
-    <w:lvl w:ilvl="0">
-      <w:start w:val="1"/>
-      <w:numFmt w:val="decimal"/>
-      <w:lvlText w:val="%1."/>
-      <w:lvlJc w:val="left"/>
-      <w:pPr>
-        <w:ind w:left="720" w:hanging="360"/>
-      </w:pPr>
-    </w:lvl>
-    <w:lvl w:ilvl="1">
-      <w:start w:val="1"/>
-      <w:numFmt w:val="decimal"/>
-      <w:lvlText w:val="%2."/>
-      <w:lvlJc w:val="left"/>
-      <w:pPr>
-        <w:ind w:left="1440" w:hanging="360"/>
-      </w:pPr>
-    </w:lvl>
-    <w:lvl w:ilvl="2">
-      <w:start w:val="1"/>
-      <w:numFmt w:val="decimal"/>
-      <w:lvlText w:val="%3."/>
-      <w:lvlJc w:val="left"/>
-      <w:pPr>
-        <w:ind w:left="2160" w:hanging="360"/>
-      </w:pPr>
-    </w:lvl>
-    <w:lvl w:ilvl="3">
-      <w:start w:val="1"/>
-      <w:numFmt w:val="decimal"/>
-      <w:lvlText w:val="%4."/>
-      <w:lvlJc w:val="left"/>
-      <w:pPr>
-        <w:ind w:left="2880" w:hanging="360"/>
-      </w:pPr>
-    </w:lvl>
-    <w:lvl w:ilvl="4">
-      <w:start w:val="1"/>
-      <w:numFmt w:val="decimal"/>
-      <w:lvlText w:val="%5."/>
-      <w:lvlJc w:val="left"/>
-      <w:pPr>
-        <w:ind w:left="3600" w:hanging="360"/>
-      </w:pPr>
-    </w:lvl>
-    <w:lvl w:ilvl="5">
-      <w:start w:val="1"/>
-      <w:numFmt w:val="decimal"/>
-      <w:lvlText w:val="%6."/>
-      <w:lvlJc w:val="left"/>
-      <w:pPr>
-        <w:ind w:left="4320" w:hanging="360"/>
-      </w:pPr>
-    </w:lvl>
-    <w:lvl w:ilvl="6">
-      <w:start w:val="1"/>
-      <w:numFmt w:val="decimal"/>
-      <w:lvlText w:val="%7."/>
-      <w:lvlJc w:val="left"/>
-      <w:pPr>
-        <w:ind w:left="5040" w:hanging="360"/>
-      </w:pPr>
-    </w:lvl>
-    <w:lvl w:ilvl="7">
-      <w:start w:val="1"/>
-      <w:numFmt w:val="decimal"/>
-      <w:lvlText w:val="%8."/>
-      <w:lvlJc w:val="left"/>
-      <w:pPr>
-        <w:ind w:left="5760" w:hanging="360"/>
-      </w:pPr>
-    </w:lvl>
-    <w:lvl w:ilvl="8">
-      <w:start w:val="1"/>
-      <w:numFmt w:val="decimal"/>
-      <w:lvlText w:val="%9."/>
-      <w:lvlJc w:val="left"/>
-      <w:pPr>
-        <w:ind w:left="6480" w:hanging="360"/>
-      </w:pPr>
-    </w:lvl>
-  </w:abstractNum>
   <w:abstractNum w:abstractNumId="991">
     <w:nsid w:val="0000A991"/>
     <w:multiLevelType w:val="multilevel"/>
@@ -520,34 +346,7 @@
     <w:abstractNumId w:val="990"/>
   </w:num>
   <w:num w:numId="1001">
-    <w:abstractNumId w:val="99411"/>
-    <w:lvlOverride w:ilvl="0">
-      <w:startOverride w:val="1"/>
-    </w:lvlOverride>
-    <w:lvlOverride w:ilvl="1">
-      <w:startOverride w:val="1"/>
-    </w:lvlOverride>
-    <w:lvlOverride w:ilvl="2">
-      <w:startOverride w:val="1"/>
-    </w:lvlOverride>
-    <w:lvlOverride w:ilvl="3">
-      <w:startOverride w:val="1"/>
-    </w:lvlOverride>
-    <w:lvlOverride w:ilvl="4">
-      <w:startOverride w:val="1"/>
-    </w:lvlOverride>
-    <w:lvlOverride w:ilvl="5">
-      <w:startOverride w:val="1"/>
-    </w:lvlOverride>
-    <w:lvlOverride w:ilvl="6">
-      <w:startOverride w:val="1"/>
-    </w:lvlOverride>
-    <w:lvlOverride w:ilvl="7">
-      <w:startOverride w:val="1"/>
-    </w:lvlOverride>
-    <w:lvlOverride w:ilvl="8">
-      <w:startOverride w:val="1"/>
-    </w:lvlOverride>
+    <w:abstractNumId w:val="991"/>
   </w:num>
   <w:num w:numId="1002">
     <w:abstractNumId w:val="991"/>

--- a/examples/transformations/doc/README.docx
+++ b/examples/transformations/doc/README.docx
@@ -2,21 +2,13 @@
 <file path=word/document.xml><?xml version="1.0" encoding="utf-8"?>
 <w:document xmlns:w="http://schemas.openxmlformats.org/wordprocessingml/2006/main" xmlns:m="http://schemas.openxmlformats.org/officeDocument/2006/math" xmlns:r="http://schemas.openxmlformats.org/officeDocument/2006/relationships" xmlns:o="urn:schemas-microsoft-com:office:office" xmlns:v="urn:schemas-microsoft-com:vml" xmlns:w10="urn:schemas-microsoft-com:office:word" xmlns:a="http://schemas.openxmlformats.org/drawingml/2006/main" xmlns:pic="http://schemas.openxmlformats.org/drawingml/2006/picture" xmlns:wp="http://schemas.openxmlformats.org/drawingml/2006/wordprocessingDrawing">
   <w:body>
+    <w:bookmarkStart w:id="25" w:name="transformation-examples"/>
     <w:p>
       <w:pPr>
-        <w:pStyle w:val="Title"/>
-      </w:pPr>
-      <w:r>
-        <w:t xml:space="preserve">Transformations — Examples Index</w:t>
-      </w:r>
-    </w:p>
-    <w:bookmarkStart w:id="25" w:name="transformations-examples-index"/>
-    <w:p>
-      <w:pPr>
         <w:pStyle w:val="Heading1"/>
       </w:pPr>
       <w:r>
-        <w:t xml:space="preserve">Transformations — Examples Index</w:t>
+        <w:t xml:space="preserve">Transformation Examples</w:t>
       </w:r>
     </w:p>
     <w:p>
@@ -24,16 +16,32 @@
         <w:pStyle w:val="FirstParagraph"/>
       </w:pPr>
       <w:r>
-        <w:t xml:space="preserve">This folder gathers transformation notebooks that prepare, simplify, or re-encode time series before a downstream task. The examples are intentionally short and ordered from simpler preprocessing to richer symbolic representations.</w:t>
+        <w:t xml:space="preserve">These notebooks show how a series can be simplified or re-encoded before downstream analysis. The point is not only to demonstrate the functions, but to help the reader see when a transformation changes the kind of pattern that becomes easier to detect.</w:t>
       </w:r>
     </w:p>
-    <w:bookmarkStart w:id="21" w:name="smoothing-before-modeling"/>
     <w:p>
       <w:pPr>
+        <w:pStyle w:val="BodyText"/>
+      </w:pPr>
+      <w:r>
+        <w:t xml:space="preserve">This folder is easier to appreciate after the reader has already seen a raw series and a first detector. The grouping below follows that learning logic: start with smoothing, which is intuitive to visualize, and then move to symbolic representations, which are more abstract but very useful for sequence analysis.</w:t>
+      </w:r>
+    </w:p>
+    <w:bookmarkStart w:id="21" w:name="smoothing"/>
+    <w:p>
+      <w:pPr>
         <w:pStyle w:val="Heading2"/>
       </w:pPr>
       <w:r>
-        <w:t xml:space="preserve">1. Smoothing before modeling</w:t>
+        <w:t xml:space="preserve">Smoothing</w:t>
+      </w:r>
+    </w:p>
+    <w:p>
+      <w:pPr>
+        <w:pStyle w:val="FirstParagraph"/>
+      </w:pPr>
+      <w:r>
+        <w:t xml:space="preserve">Smoothing is a good entry point because it shows immediately how preprocessing can change what stands out in a plot.</w:t>
       </w:r>
     </w:p>
     <w:p>
@@ -56,7 +64,7 @@
         <w:t xml:space="preserve"> </w:t>
       </w:r>
       <w:r>
-        <w:t xml:space="preserve">- Simple moving-average smoothing with</w:t>
+        <w:t xml:space="preserve">-</w:t>
       </w:r>
       <w:r>
         <w:t xml:space="preserve"> </w:t>
@@ -68,7 +76,7 @@
         <w:t xml:space="preserve">mas()</w:t>
       </w:r>
       <w:r>
-        <w:t xml:space="preserve">.</w:t>
+        <w:t xml:space="preserve">: moving-average smoothing for reducing local variation.</w:t>
       </w:r>
     </w:p>
     <w:bookmarkEnd w:id="21"/>
@@ -78,7 +86,15 @@
         <w:pStyle w:val="Heading2"/>
       </w:pPr>
       <w:r>
-        <w:t xml:space="preserve">2. Symbolic representations</w:t>
+        <w:t xml:space="preserve">Symbolic Representations</w:t>
+      </w:r>
+    </w:p>
+    <w:p>
+      <w:pPr>
+        <w:pStyle w:val="FirstParagraph"/>
+      </w:pPr>
+      <w:r>
+        <w:t xml:space="preserve">These examples are worth reading after smoothing because they shift the reader from numeric intuition to sequence abstraction.</w:t>
       </w:r>
     </w:p>
     <w:p>
@@ -101,7 +117,19 @@
         <w:t xml:space="preserve"> </w:t>
       </w:r>
       <w:r>
-        <w:t xml:space="preserve">- SAX transformation.</w:t>
+        <w:t xml:space="preserve">-</w:t>
+      </w:r>
+      <w:r>
+        <w:t xml:space="preserve"> </w:t>
+      </w:r>
+      <w:r>
+        <w:rPr>
+          <w:rStyle w:val="VerbatimChar"/>
+        </w:rPr>
+        <w:t xml:space="preserve">trans_sax()</w:t>
+      </w:r>
+      <w:r>
+        <w:t xml:space="preserve">: discretize the series into a compact symbolic alphabet.</w:t>
       </w:r>
     </w:p>
     <w:p>
@@ -124,7 +152,19 @@
         <w:t xml:space="preserve"> </w:t>
       </w:r>
       <w:r>
-        <w:t xml:space="preserve">- XSAX transformation.</w:t>
+        <w:t xml:space="preserve">-</w:t>
+      </w:r>
+      <w:r>
+        <w:t xml:space="preserve"> </w:t>
+      </w:r>
+      <w:r>
+        <w:rPr>
+          <w:rStyle w:val="VerbatimChar"/>
+        </w:rPr>
+        <w:t xml:space="preserve">trans_xsax()</w:t>
+      </w:r>
+      <w:r>
+        <w:t xml:space="preserve">: use a richer alphabet for finer symbolic resolution.</w:t>
       </w:r>
     </w:p>
     <w:bookmarkEnd w:id="24"/>

--- a/examples/transformations/doc/README.docx
+++ b/examples/transformations/doc/README.docx
@@ -2,7 +2,7 @@
 <file path=word/document.xml><?xml version="1.0" encoding="utf-8"?>
 <w:document xmlns:w="http://schemas.openxmlformats.org/wordprocessingml/2006/main" xmlns:m="http://schemas.openxmlformats.org/officeDocument/2006/math" xmlns:r="http://schemas.openxmlformats.org/officeDocument/2006/relationships" xmlns:o="urn:schemas-microsoft-com:office:office" xmlns:v="urn:schemas-microsoft-com:vml" xmlns:w10="urn:schemas-microsoft-com:office:word" xmlns:a="http://schemas.openxmlformats.org/drawingml/2006/main" xmlns:pic="http://schemas.openxmlformats.org/drawingml/2006/picture" xmlns:wp="http://schemas.openxmlformats.org/drawingml/2006/wordprocessingDrawing">
   <w:body>
-    <w:bookmarkStart w:id="25" w:name="transformation-examples"/>
+    <w:bookmarkStart w:id="14" w:name="transformation-examples"/>
     <w:p>
       <w:pPr>
         <w:pStyle w:val="Heading1"/>
@@ -27,7 +27,7 @@
         <w:t xml:space="preserve">This folder is easier to appreciate after the reader has already seen a raw series and a first detector. The grouping below follows that learning logic: start with smoothing, which is intuitive to visualize, and then move to symbolic representations, which are more abstract but very useful for sequence analysis.</w:t>
       </w:r>
     </w:p>
-    <w:bookmarkStart w:id="21" w:name="smoothing"/>
+    <w:bookmarkStart w:id="10" w:name="smoothing"/>
     <w:p>
       <w:pPr>
         <w:pStyle w:val="Heading2"/>
@@ -52,7 +52,7 @@
           <w:numId w:val="1001"/>
         </w:numPr>
       </w:pPr>
-      <w:hyperlink r:id="rId20">
+      <w:hyperlink r:id="rId9">
         <w:r>
           <w:rPr>
             <w:rStyle w:val="Hyperlink"/>
@@ -79,8 +79,8 @@
         <w:t xml:space="preserve">: moving-average smoothing for reducing local variation.</w:t>
       </w:r>
     </w:p>
-    <w:bookmarkEnd w:id="21"/>
-    <w:bookmarkStart w:id="24" w:name="symbolic-representations"/>
+    <w:bookmarkEnd w:id="10"/>
+    <w:bookmarkStart w:id="13" w:name="symbolic-representations"/>
     <w:p>
       <w:pPr>
         <w:pStyle w:val="Heading2"/>
@@ -105,7 +105,7 @@
           <w:numId w:val="1002"/>
         </w:numPr>
       </w:pPr>
-      <w:hyperlink r:id="rId22">
+      <w:hyperlink r:id="rId11">
         <w:r>
           <w:rPr>
             <w:rStyle w:val="Hyperlink"/>
@@ -140,7 +140,7 @@
           <w:numId w:val="1002"/>
         </w:numPr>
       </w:pPr>
-      <w:hyperlink r:id="rId23">
+      <w:hyperlink r:id="rId12">
         <w:r>
           <w:rPr>
             <w:rStyle w:val="Hyperlink"/>
@@ -167,8 +167,8 @@
         <w:t xml:space="preserve">: use a richer alphabet for finer symbolic resolution.</w:t>
       </w:r>
     </w:p>
-    <w:bookmarkEnd w:id="24"/>
-    <w:bookmarkEnd w:id="25"/>
+    <w:bookmarkEnd w:id="13"/>
+    <w:bookmarkEnd w:id="14"/>
     <w:sectPr>
       <w:footnotePr>
         <w:numRestart w:val="eachSect"/>
@@ -399,10 +399,10 @@
   <w:docDefaults>
     <w:rPrDefault>
       <w:rPr>
-        <w:rFonts w:asciiTheme="minorHAnsi" w:cstheme="minorBidi" w:eastAsiaTheme="minorHAnsi" w:hAnsiTheme="minorHAnsi"/>
+        <w:rFonts w:asciiTheme="minorHAnsi" w:cstheme="minorBidi" w:eastAsiaTheme="minorEastAsia" w:hAnsiTheme="minorHAnsi"/>
         <w:sz w:val="24"/>
         <w:szCs w:val="24"/>
-        <w:lang w:bidi="ar-SA" w:eastAsia="en-US" w:val="en-US"/>
+        <w:lang w:bidi="ar-SA" w:eastAsia="zh-CN" w:val="en-US"/>
       </w:rPr>
     </w:rPrDefault>
     <w:pPrDefault>
@@ -943,13 +943,6 @@
       </w:tblCellMar>
     </w:tblPr>
     <w:tblStylePr w:type="firstRow">
-      <w:tblPr>
-        <w:jc w:val="left"/>
-        <w:tblInd w:type="dxa" w:w="0"/>
-      </w:tblPr>
-      <w:trPr>
-        <w:jc w:val="left"/>
-      </w:trPr>
       <w:tcPr>
         <w:tcBorders>
           <w:bottom w:val="single"/>
